--- a/docs/reference/Huskey_Pocket_Whitepaper_Rev4.docx
+++ b/docs/reference/Huskey_Pocket_Whitepaper_Rev4.docx
@@ -68,7 +68,7 @@
           <w:bCs/>
           <w:color w:val="1C2333"/>
         </w:rPr>
-        <w:t>Revisión 3 — incorpora la auditoría de firmware de seguridad</w:t>
+        <w:t>Revisión 4 — arquitectura, pruebas y límites actuales</w:t>
       </w:r>
     </w:p>
     <w:p>
@@ -1020,7 +1020,7 @@
           <w:sz w:val="21"/>
           <w:szCs w:val="21"/>
         </w:rPr>
-        <w:t xml:space="preserve">Esta tercera revisión añade la sección de alcance y decisiones de diseño, los resultados de una auditoría de estabilidad y memoria sobre hardware real, y las mejoras derivadas: respaldo completo del segundo factor, gestión de vínculos Bluetooth e integridad de operaciones frente al apagado. Conserva íntegro el contenido de la segunda revisión (auditoría de seguridad del firmware). Esa auditoría identificó y corrigió varios defectos concretos en las rutas criptográfica, de autenticación, de importación de datos, de Bluetooth y de almacenamiento USB. Los cambios relevantes para el modelo de seguridad se describen en las secciones correspondientes y se resumen en la sección «Cambios de la revisión 2».</w:t>
+        <w:t>Esta revisión describe la arquitectura actual del firmware y las pruebas funcionales realizadas. Dos revisiones de memoria asistidas por IA examinaron fugas y problemas de gestión de memoria; las 16 pruebas reportadas pasaron en el código evaluado en ese momento. No se ha realizado una auditoría de seguridad. Estas revisiones no certifican la ausencia de vulnerabilidades.</w:t>
       </w:r>
     </w:p>
     <w:p>
@@ -1037,7 +1037,7 @@
           <w:iCs/>
           <w:color w:val="3A4250"/>
         </w:rPr>
-        <w:t xml:space="preserve">La auditoría de firmware no sustituye una auditoría de seguridad humana profesional con el hardware en mano. Los defectos corregidos eran reales; su corrección eleva el piso de seguridad, no constituye un certificado de ausencia de vulnerabilidades. Flash Encryption y Secure Boot V2 ya están activos en modo Development, como se documenta en la sección 15 y en «Cambios de la revisión 4»; el paso a modo Release queda pendiente de forma deliberada hasta congelar por completo el firmware.</w:t>
+        <w:t>Secure Boot V2 está habilitado en la unidad del autor. La configuración de cifrado de flash y las opciones de recuperación dependen del aprovisionamiento de cada unidad. Este documento no constituye una auditoría de seguridad ni una certificación del firmware.</w:t>
       </w:r>
     </w:p>
     <w:p>
@@ -1117,7 +1117,7 @@
           <w:sz w:val="21"/>
           <w:szCs w:val="21"/>
         </w:rPr>
-        <w:t xml:space="preserve">Los gestores de contraseñas de software (extensiones de navegador o apps en la nube) dependen de la seguridad del sistema operativo y del navegador donde corren. Si esa computadora está comprometida, el gestor entero puede quedar expuesto. Huskey Pocket separa el almacenamiento de credenciales de la computadora que las usa. La clave de cifrado nunca sale del dispositivo, y el vault cifrado no depende de ningún servicio externo, cuenta ni contraseña maestra sincronizada.</w:t>
+        <w:t>Los gestores de contraseñas de software (extensiones de navegador o apps en la nube) dependen de la seguridad del sistema operativo y del navegador donde corren. Si esa computadora está comprometida, el gestor entero puede quedar expuesto. Huskey Pocket separa el almacenamiento de credenciales de la computadora que las usa. La bóveda cifrada se almacena localmente. Las funciones USB/Bluetooth envían los campos que el usuario ordena escribir.</w:t>
       </w:r>
     </w:p>
     <w:p>
@@ -1205,7 +1205,7 @@
           <w:sz w:val="21"/>
           <w:szCs w:val="21"/>
         </w:rPr>
-        <w:t xml:space="preserve">La superficie de ataque se reduce activamente. El modo WiFi/PWA se eliminó por ser redundante con la exportación por SD y ampliar innecesariamente la superficie de ataque.</w:t>
+        <w:t>El firmware no incluye funciones Wi-Fi ni sincronización en la nube. Utiliza USB y Bluetooth como canales de teclado y ofrece acceso USB a la microSD en un modo exclusivo.</w:t>
       </w:r>
     </w:p>
     <w:p>
@@ -1309,7 +1309,7 @@
           <w:sz w:val="21"/>
           <w:szCs w:val="21"/>
         </w:rPr>
-        <w:t>Ataques de fuerza bruta al PIN. Cada intento paga el costo completo de PBKDF2 (50 000 iteraciones) y el sistema se autodestruye tras 5 intentos fallidos consecutivos, con el intento contabilizado de forma persistente antes de evaluarse.</w:t>
+        <w:t>Ataques de fuerza bruta al PIN. Cada intento paga el costo completo de PBKDF2 (50 000 iteraciones) y el sistema inicia el restablecimiento de fábrica tras 5 intentos consecutivos fallidos, con el contador se guarda antes de verificar el PIN.</w:t>
       </w:r>
     </w:p>
     <w:p>
@@ -1363,7 +1363,7 @@
           <w:sz w:val="21"/>
           <w:szCs w:val="21"/>
         </w:rPr>
-        <w:t xml:space="preserve">Coacción física con el dispositivo bloqueado. El PIN señuelo abre un vault vacío e indistinguible, y el tiempo de respuesta es constante entre el PIN real y el señuelo, de modo que no filtra cuál se usó.</w:t>
+        <w:t>PIN señuelo. El PIN señuelo puede abrir una bóveda separada vacía. El código calcula las claves candidata real y señuelo antes de verificar; no se ha auditado la resistencia a ataques de temporización.</w:t>
       </w:r>
     </w:p>
     <w:p>
@@ -1381,7 +1381,7 @@
           <w:sz w:val="21"/>
           <w:szCs w:val="21"/>
         </w:rPr>
-        <w:t>Arrebato físico con el dispositivo desbloqueado. El sensor inercial detecta el tirón brusco y bloquea el dispositivo de inmediato.</w:t>
+        <w:t>Arrebato físico con el dispositivo desbloqueado. El firmware consulta el sensor inercial y bloquea el dispositivo si las lecturas superan los umbrales configurados; la respuesta se evalúa por software y no tiene un tiempo fijo garantizado.</w:t>
       </w:r>
     </w:p>
     <w:p>
@@ -1399,7 +1399,7 @@
           <w:sz w:val="21"/>
           <w:szCs w:val="21"/>
         </w:rPr>
-        <w:t xml:space="preserve">Acceso no autorizado al almacenamiento. Cada campo sensible se cifra individualmente con AES-256-CBC, con salt e IV propios, y el descifrado valida el relleno completo antes de aceptar los datos.</w:t>
+        <w:t>Acceso no autorizado al almacenamiento. Cada campo sensible se cifra con AES-256-CBC y un IV propio; el salt se utiliza para derivar la clave, y el descifrado valida el relleno completo antes de aceptar los datos.</w:t>
       </w:r>
     </w:p>
     <w:p>
@@ -1469,7 +1469,7 @@
           <w:sz w:val="21"/>
           <w:szCs w:val="21"/>
         </w:rPr>
-        <w:t xml:space="preserve">Ataques de laboratorio sofisticados sobre el chip (side-channel avanzado, decapsulado). La lectura directa de Flash ya está mitigada por Flash Encryption; el margen de reflasheo que permite el modo Development frente al modo Release sigue siendo una ventana residual, descrita en la sección 15.</w:t>
+        <w:t>Ataques de laboratorio sofisticados sobre el chip (side-channel avanzado, decapsulado). Secure Boot está habilitado en la unidad del autor. El estado de Flash Encryption y los eFuses restantes no se ha verificado.</w:t>
       </w:r>
     </w:p>
     <w:p>
@@ -1767,7 +1767,7 @@
                 <w:sz w:val="19"/>
                 <w:szCs w:val="19"/>
               </w:rPr>
-              <w:t xml:space="preserve">PCF85063ATL dedicado con batería propia; única fuente de tiempo del vault, usada para TOTP y Modo perdido. Sus lecturas se validan por rango.</w:t>
+              <w:t>PCF85063ATL dedicado; necesita una batería externa de respaldo para conservar la hora apagado. Se usa para TOTP y Modo perdido.</w:t>
             </w:r>
           </w:p>
         </w:tc>
@@ -3089,7 +3089,7 @@
           <w:sz w:val="21"/>
           <w:szCs w:val="21"/>
         </w:rPr>
-        <w:t>El contador persistente de fallos se incrementa y se guarda ANTES de evaluar el intento, y solo se reinicia tras un desbloqueo correcto confirmado. Del primer al tercer fallo se informa cuántos intentos quedan; en el cuarto se muestra una advertencia de último intento; en el quinto consecutivo, el dispositivo ejecuta un restablecimiento de fábrica y se reinicia.</w:t>
+        <w:t>El contador persistente de fallos se incrementa y se guarda ANTES de evaluar el intento, y solo se reinicia tras un desbloqueo correcto confirmado. Del primer al tercer fallo se informa cuántos intentos quedan; en el cuarto se muestra una advertencia de último intento; Tras cinco intentos consecutivos fallidos, el firmware inicia un restablecimiento de fábrica y se reinicia.</w:t>
       </w:r>
     </w:p>
     <w:p>
@@ -3199,7 +3199,7 @@
           <w:iCs/>
           <w:color w:val="3A4250"/>
         </w:rPr>
-        <w:t xml:space="preserve">La eficacia de este mecanismo depende de que la Flash no sea legible en claro. Con Flash Encryption ya activo (sección 15), un atacante que extraiga el chip ya no puede leer ni restaurar la NVS en claro para reponer el contador de intentos; ese vector queda cerrado en modo Development y quedará cerrado de forma definitiva al pasar a modo Release.</w:t>
+        <w:t>La eficacia de esta protección depende de la configuración del hardware y de la protección de la memoria flash. No se debe tratar el comportamiento de un aprovisionamiento como una garantía para todas las unidades.</w:t>
       </w:r>
     </w:p>
     <w:p>
@@ -3440,7 +3440,7 @@
           <w:sz w:val="21"/>
           <w:szCs w:val="21"/>
         </w:rPr>
-        <w:t>Si el RTC pierde la hora (batería agotada o primer arranque) y la hora actual queda por detrás del último desbloqueo registrado, la función no actúa: se prioriza no borrar por error ante un RTC desincronizado hacia atrás. El salto del RTC hacia adelante sigue siendo una limitación reconocida (sección 19). El Modo perdido puede desactivarse en cualquier momento poniendo el número de días en cero, que es el valor por defecto.</w:t>
+        <w:t>Si el RTC pierde la hora o marca una fecha anterior al último desbloqueo registrado, el Modo perdido no se activa. Un salto hacia adelante del RTC puede adelantar el borrado.</w:t>
       </w:r>
     </w:p>
     <w:p>
@@ -3850,7 +3850,7 @@
           <w:sz w:val="21"/>
           <w:szCs w:val="21"/>
         </w:rPr>
-        <w:t>Estado actual: implementado. Desde la activación de Secure Boot V2 y Flash Encryption, toda actualización de firmware se firma con la llave privada del proyecto y se graba cifrada; el propio dispositivo rechaza cualquier imagen no firmada.</w:t>
+        <w:t>Secure Boot está habilitado en la unidad del autor. Las imágenes de aplicación deben llevar una firma autorizada por el dispositivo.</w:t>
       </w:r>
     </w:p>
     <w:p>
@@ -3868,7 +3868,7 @@
           <w:sz w:val="21"/>
           <w:szCs w:val="21"/>
         </w:rPr>
-        <w:t>Cada imagen se firma con espsecure (Secure Boot V2, RSA-PSS) antes de flashearse. Una imagen sin firma válida, o firmada con una llave distinta, es rechazada por el bootloader antes de ejecutarse.</w:t>
+        <w:t>La imagen de aplicación debe firmarse con la clave autorizada por Secure Boot antes de instalarla.</w:t>
       </w:r>
     </w:p>
     <w:p>
@@ -3899,7 +3899,7 @@
           <w:sz w:val="21"/>
           <w:szCs w:val="21"/>
         </w:rPr>
-        <w:t xml:space="preserve">El flujo de actualización se realiza con una herramienta propia (HuskeyFlasher) que firma el binario exportado desde Arduino IDE y lo graba cifrado en la partición de aplicación, sin exponer la llave privada ni requerir instalar Python o ESP-IDF en la máquina donde se use. El bootloader y la tabla de particiones no cambian entre actualizaciones normales; solo se reflashean al aprovisionar una unidad nueva. Flash Encryption permanece en modo Development durante esta etapa del proyecto (ver «Cambios de la revisión 4»), lo que conserva un margen limitado de reflasheo en texto plano para recuperación ante errores; el paso a modo Release, sin ese margen, se hará una vez el firmware esté completamente congelado.</w:t>
+        <w:t>Las actualizaciones de una unidad con Secure Boot requieren una imagen firmada con la clave autorizada por esa unidad. La compilación Arduino de referencia no está firmada. El repositorio no incluye HuskeyFlasher; no se debe cargar un binario sin verificar la firma, la configuración de flash ni el método de acceso al modo de descarga. El modo USB de almacenamiento masivo expone la microSD, no actualiza el firmware.</w:t>
       </w:r>
     </w:p>
     <w:p>
@@ -4050,7 +4050,7 @@
                 <w:sz w:val="19"/>
                 <w:szCs w:val="19"/>
               </w:rPr>
-              <w:t xml:space="preserve">Con Flash Encryption activo (modo Development), el contenido de la Flash se cifra por hardware con una llave generada e interna al chip, nunca expuesta por software. Extraer y leer el chip directamente ya no entrega el contenido en claro. El modo Development conserva un margen limitado de reflasheo en texto plano para recuperación durante el desarrollo (ver «Cambios de la revisión 4»); ese margen se cierra por completo al pasar a modo Release.</w:t>
+              <w:t>Secure Boot está habilitado en la unidad del autor. La disponibilidad de recuperación depende de los eFuses y de la configuración de cada unidad; no se ha verificado el cifrado de flash.</w:t>
             </w:r>
           </w:p>
         </w:tc>
@@ -4154,7 +4154,7 @@
                 <w:sz w:val="19"/>
                 <w:szCs w:val="19"/>
               </w:rPr>
-              <w:t xml:space="preserve">Secure Boot V2 ya verifica la firma del bootloader y de la aplicación en cada arranque; una imagen no firmada, o firmada con otra llave, es rechazada antes de ejecutarse. El puerto de depuración/programación en sí sigue siendo accesible físicamente en modo Development; el bloqueo adicional de esa vía se completa al pasar a modo Release.</w:t>
+              <w:t>Secure Boot verifica las imágenes autorizadas. La disponibilidad de descarga y depuración depende de los eFuses y de la configuración del dispositivo.</w:t>
             </w:r>
           </w:p>
         </w:tc>
@@ -4480,7 +4480,7 @@
           <w:iCs/>
           <w:color w:val="3A4250"/>
         </w:rPr>
-        <w:t>Correcciones de la revisión 2: se garantiza que las credenciales solo se envían sobre enlace autenticado; se elimina la exposición de un código de emparejamiento fijo; se corrige la gestión de memoria del emparejamiento ante desconexiones; y se corrige el borrado de vínculos para que sea efectivo.</w:t>
+        <w:t>Cambios de código de versiones anteriores: el firmware requiere enlace autenticado para escribir por BLE, valida los bloques USB y mantiene persistentes los contadores de intentos. Esta descripción no corresponde a una auditoría de seguridad.</w:t>
       </w:r>
     </w:p>
     <w:p>
@@ -4839,7 +4839,7 @@
         </w:numPr>
       </w:pPr>
       <w:r>
-        <w:t xml:space="preserve">MicroSD solo al arranque. La tarjeta se monta una única vez, al encender. Se evaluó el montaje en caliente y se descartó: la complejidad y los estados intermitentes no compensan frente a la regla simple de insertar la tarjeta antes de encender.</w:t>
+        <w:t>MicroSD. En el firmware 1.0.1, la tarjeta se monta en segundo plano después de mostrar la pantalla de acceso. Los archivos de /import se conservan durante el arranque.</w:t>
       </w:r>
     </w:p>
     <w:p>
@@ -4869,12 +4869,12 @@
     </w:p>
     <w:p>
       <w:r>
-        <w:t xml:space="preserve">Además de la auditoría de seguridad de la revisión 2, el firmware pasó una auditoría de estabilidad sobre hardware real: un monitor permanente de memoria (heap interno, fragmentación, PSRAM, pantallas vivas del motor gráfico y marca de agua de pila) midió dieciséis flujos funcionales repetidos —creación, edición y borrado de entradas, borrado en lote, TOTP, generador, QR, carpetas, búsqueda, exportación, importación, bloqueo y cancelaciones a medias— verificando que cada uno devuelve la memoria a su línea base. Se encontró y corrigió una fuga real (contextos del menú principal) y se documentaron los costos únicos de primer uso.</w:t>
-      </w:r>
-    </w:p>
-    <w:p>
-      <w:r>
-        <w:t xml:space="preserve">Una revisión estática posterior de los módulos de energía, autenticación, arranque inicial, teclados y Bluetooth corrigió dos condiciones de carrera entre tareas en el emparejamiento, la higiene del PIN en memoria durante la configuración inicial y la interacción entre el reposo profundo y las operaciones de importación/exportación. Como toda verificación, esta eleva el piso: demuestra la ausencia de los defectos buscados en los caminos ejercitados, no la ausencia de defectos.</w:t>
+        <w:t>Dos revisiones de memoria asistidas por IA se realizaron durante el desarrollo para buscar fugas y defectos de gestión de memoria. El autor reporta 16 pruebas satisfactorias sobre el código evaluado entonces. La lista completa de casos y los registros de esas sesiones no forman parte de este repositorio; por ello, los resultados se presentan como antecedente y no como validación de la versión 1.0.1.</w:t>
+      </w:r>
+    </w:p>
+    <w:p>
+      <w:r>
+        <w:t>Las correcciones de firmware 1.0.1 pasan pruebas de regresión en un entorno de prueba de escritorio. No se han validado en el dispositivo del autor.</w:t>
       </w:r>
     </w:p>
     <w:p>
@@ -4962,7 +4962,7 @@
           <w:sz w:val="21"/>
           <w:szCs w:val="21"/>
         </w:rPr>
-        <w:t xml:space="preserve">El PIN sigue siendo un PIN. Seis dígitos numéricos son un secreto débil frente a un ataque offline sin el costo de PBKDF2 de por medio. La mitigación real depende de que ese costo se pague siempre y de que el dispositivo nunca exponga la Flash en claro; Flash Encryption y Secure Boot V2 ya cumplen esa función en modo Development, con el margen residual descrito en la sección 15 hasta pasar a modo Release.</w:t>
+        <w:t>El PIN consta de seis dígitos y usa PBKDF2-HMAC-SHA256 con 50 000 iteraciones. La resistencia ante acceso físico depende también de las protecciones configuradas en cada chip. Secure Boot verifica la firma del firmware; no cifra la Flash. No se ha verificado el estado de Flash Encryption en este dispositivo.</w:t>
       </w:r>
     </w:p>
     <w:p>
@@ -5016,7 +5016,7 @@
           <w:sz w:val="21"/>
           <w:szCs w:val="21"/>
         </w:rPr>
-        <w:t xml:space="preserve">Flash Encryption y Secure Boot V2, que cierran buena parte de los vectores de acceso físico descritos en la sección 15, ya están implementados y activos en modo Development. El paso a modo Release —que quema fusibles adicionales de forma irreversible— queda pendiente hasta congelar por completo el firmware.</w:t>
+        <w:t>Secure Boot está habilitado en la unidad del autor. No se ha verificado el estado de Flash Encryption ni se describe aquí una transición a modo Release.</w:t>
       </w:r>
     </w:p>
     <w:p>
@@ -5034,7 +5034,7 @@
           <w:sz w:val="21"/>
           <w:szCs w:val="21"/>
         </w:rPr>
-        <w:t>El firmware ya tiene actualización firmada (Secure Boot V2), pero no reversión automática a una versión anterior en caso de imagen defectuosa.</w:t>
+        <w:t>El firmware no incluye un actualizador OTA; las imágenes para unidades con Secure Boot deben firmarse y cargarse por un método compatible.</w:t>
       </w:r>
     </w:p>
     <w:p>
@@ -5088,7 +5088,7 @@
           <w:sz w:val="21"/>
           <w:szCs w:val="21"/>
         </w:rPr>
-        <w:t xml:space="preserve">La revisión de firmware realizada eleva el piso de seguridad pero no sustituye una auditoría humana profesional con acceso al hardware.</w:t>
+        <w:t>No se ha realizado una auditoría de seguridad de Huskey Pocket. Las revisiones asistidas por IA y las pruebas funcionales no sustituyen una evaluación de seguridad.</w:t>
       </w:r>
     </w:p>
     <w:p>
@@ -5116,7 +5116,7 @@
           <w:sz w:val="21"/>
           <w:szCs w:val="21"/>
         </w:rPr>
-        <w:t xml:space="preserve">Esta revisión documenta la activación de Secure Boot V2 y Flash Encryption sobre hardware real, y el flujo de producción que los acompaña.</w:t>
+        <w:t>Esta sección resume el estado de seguridad documentado del dispositivo del autor. Secure Boot está habilitado; no se ha confirmado el estado de cifrado de flash.</w:t>
       </w:r>
     </w:p>
     <w:p>
@@ -5140,7 +5140,7 @@
         </w:numPr>
       </w:pPr>
       <w:r>
-        <w:t xml:space="preserve">Flash Encryption activado en modo Development: el contenido de la Flash se cifra con una llave generada internamente por el chip en su primer arranque, nunca expuesta por software ni conocida por quien la programó.</w:t>
+        <w:t>Cifrado de flash: su estado no ha sido comprobado en este dispositivo.</w:t>
       </w:r>
     </w:p>
     <w:p>
@@ -5152,7 +5152,7 @@
         </w:numPr>
       </w:pPr>
       <w:r>
-        <w:t xml:space="preserve">Se eligió modo Development sobre Release de forma deliberada: conserva un margen limitado de reflasheo en texto plano para recuperación ante errores de configuración, mientras el firmware sigue en iteración activa. El paso a Release se hará cuando el firmware esté congelado y el flujo de aprovisionamiento se haya validado repetidamente sobre una unidad de pruebas dedicada.</w:t>
+        <w:t>El estado de Flash Encryption depende de la configuración de cada unidad. La información de versiones anteriores sobre los modos Development y Release no confirma el estado de este dispositivo.</w:t>
       </w:r>
     </w:p>
     <w:p>
@@ -5164,7 +5164,7 @@
         </w:numPr>
       </w:pPr>
       <w:r>
-        <w:t xml:space="preserve">Nuevo flujo de actualización de firmware: el binario exportado desde Arduino IDE se firma y se graba cifrado mediante una herramienta propia (HuskeyFlasher), sin depender de tener Python o ESP-IDF instalados en la máquina donde se use. El bootloader y la tabla de particiones no cambian entre actualizaciones normales.</w:t>
+        <w:t>Secure Boot exige que las aplicaciones se firmen con una clave autorizada por la unidad. El binario Arduino de referencia de este repositorio no está firmado. Este repositorio no incluye la herramienta de actualización HuskeyFlasher ni implementa OTA. El modo USB MSC solo permite acceder a la tarjeta microSD.</w:t>
       </w:r>
     </w:p>
     <w:p>
@@ -5287,7 +5287,7 @@
         </w:numPr>
       </w:pPr>
       <w:r>
-        <w:t xml:space="preserve">Auditoría de estabilidad y memoria (sección 20) con sus correcciones asociadas.</w:t>
+        <w:t>Revisiones de memoria asistidas por IA y pruebas funcionales (sección 20); no equivalen a una auditoría de seguridad.</w:t>
       </w:r>
     </w:p>
     <w:p>
@@ -5299,7 +5299,7 @@
         </w:numPr>
       </w:pPr>
       <w:r>
-        <w:t xml:space="preserve">Decisiones documentadas: microSD solo al arranque; iteraciones de derivación (50 000 para el PIN del dispositivo, 100 000 para la contraseña de respaldo — contra ataque físico offline la defensa de un PIN de 6 dígitos es Flash Encryption, no las iteraciones; contra ataque en línea, el contador persistente de fallos).</w:t>
+        <w:t>Decisiones documentadas: la microSD se monta en segundo plano después de mostrar la pantalla de acceso y conserva los archivos de /import. El PIN usa PBKDF2-HMAC-SHA256 con 50 000 iteraciones; los respaldos .hky usan 100 000.</w:t>
       </w:r>
     </w:p>
     <w:p>
@@ -5317,8 +5317,7 @@
           <w:sz w:val="30"/>
           <w:szCs w:val="30"/>
         </w:rPr>
-        <w:lastRenderedPageBreak/>
-        <w:t>24. Cambios de la revisión 2</w:t>
+        <w:t>24. Cambios de código de una versión anterior</w:t>
       </w:r>
       <w:bookmarkStart w:id="21" w:name="_Toc234137956"/>
       <w:bookmarkEnd w:id="21"/>
@@ -5333,7 +5332,7 @@
           <w:sz w:val="21"/>
           <w:szCs w:val="21"/>
         </w:rPr>
-        <w:t>Resumen de las correcciones de seguridad incorporadas respecto a la primera revisión, agrupadas por área.</w:t>
+        <w:t>Resumen de las cambios de firmware incluidos desde revisiones anteriores, agrupadas por área.</w:t>
       </w:r>
     </w:p>
     <w:p>
@@ -5724,7 +5723,7 @@
           <w:sz w:val="21"/>
           <w:szCs w:val="21"/>
         </w:rPr>
-        <w:t>Seis dígitos numéricos son rápidos de introducir en una pantalla táctil pequeña, y el espacio relevante no es cuántas combinaciones hay sino cuántas puede probar un atacante antes del límite. Con cinco intentos y restablecimiento automático, la longitud del PIN deja de ser el único factor de seguridad relevante.</w:t>
+        <w:t>El PIN consta de seis dígitos. El contador de fallos limita los intentos consecutivos antes del restablecimiento.</w:t>
       </w:r>
     </w:p>
     <w:p>
@@ -5753,7 +5752,7 @@
           <w:sz w:val="21"/>
           <w:szCs w:val="21"/>
         </w:rPr>
-        <w:t xml:space="preserve">No existe puerta trasera ni recuperación que evite el PIN: cualquier mecanismo de recuperación sería una segunda forma de entrar al vault, y por tanto un vector de ataque adicional. Sin el PIN, la única vía es un restablecimiento de fábrica —que borra todo— seguido de la verificación de FRP con el PIN original. Si tampoco se recuerda, hay tres intentos antes del bloqueo permanente, tras el cual la única salida es reflashear el firmware completo.</w:t>
+        <w:t>No existe puerta trasera ni recuperación que evite el PIN: cualquier mecanismo de recuperación sería una segunda forma de entrar al vault, y por tanto un vector de ataque adicional. Sin el PIN, la única vía es un restablecimiento de fábrica —que borra todo— seguido de la verificación de FRP con el PIN original. Si el PIN de FRP se introduce mal tres veces, se activa el bloqueo permanente. El repositorio no describe una recuperación para ese estado.</w:t>
       </w:r>
     </w:p>
     <w:p>
@@ -5782,7 +5781,7 @@
           <w:sz w:val="21"/>
           <w:szCs w:val="21"/>
         </w:rPr>
-        <w:t xml:space="preserve">No compromete el contenido de otros dispositivos: cada uno deriva su clave de su propio PIN y sus propios salts, sin clave maestra global. Un dispositivo comprometido no da acceso a otro. Sí revela cómo está construido el firmware, que de todas formas está documentado; por eso la seguridad no depende de mantener el diseño en secreto, y por eso Secure Boot V2 (impide ejecutar firmware modificado) y Flash Encryption (impide leer la Flash en claro) ya están activos como refuerzo para el escenario de acceso físico, en modo Development.</w:t>
+        <w:t>No compromete el contenido de otros dispositivos: cada uno deriva su clave de su propio PIN y sus propios salts, sin clave maestra global. Un dispositivo comprometido no da acceso automático a otro. Secure Boot está habilitado en la unidad del autor; el estado de Flash Encryption depende de cada unidad.</w:t>
       </w:r>
     </w:p>
     <w:p>
@@ -6349,7 +6348,7 @@
                 <w:sz w:val="19"/>
                 <w:szCs w:val="19"/>
               </w:rPr>
-              <w:t>Reloj de tiempo real; chip dedicado con batería propia, independiente de la alimentación principal.</w:t>
+              <w:t>Reloj PCF85063; necesita batería externa de respaldo, independiente de la batería principal, para conservar la hora apagado.</w:t>
             </w:r>
           </w:p>
         </w:tc>

--- a/docs/reference/Huskey_Pocket_Whitepaper_Rev4.docx
+++ b/docs/reference/Huskey_Pocket_Whitepaper_Rev4.docx
@@ -4874,7 +4874,7 @@
     </w:p>
     <w:p>
       <w:r>
-        <w:t>Las correcciones de firmware 1.0.1 pasan pruebas de regresión en un entorno de prueba de escritorio. No se han validado en el dispositivo del autor.</w:t>
+        <w:t>Las correcciones de firmware 1.0.1 pasan pruebas de regresión en un entorno de prueba de escritorio.</w:t>
       </w:r>
     </w:p>
     <w:p>
